--- a/t39_s5.docx
+++ b/t39_s5.docx
@@ -3,2348 +3,998 @@
 <w:document xmlns:wpc="http://schemas.microsoft.com/office/word/2010/wordprocessingCanvas" xmlns:mo="http://schemas.microsoft.com/office/mac/office/2008/main" xmlns:mc="http://schemas.openxmlformats.org/markup-compatibility/2006" xmlns:mv="urn:schemas-microsoft-com:mac:vml" xmlns:o="urn:schemas-microsoft-com:office:office" xmlns:r="http://schemas.openxmlformats.org/officeDocument/2006/relationships" xmlns:m="http://schemas.openxmlformats.org/officeDocument/2006/math" xmlns:v="urn:schemas-microsoft-com:vml" xmlns:wp14="http://schemas.microsoft.com/office/word/2010/wordprocessingDrawing" xmlns:wp="http://schemas.openxmlformats.org/drawingml/2006/wordprocessingDrawing" xmlns:w10="urn:schemas-microsoft-com:office:word" xmlns:w="http://schemas.openxmlformats.org/wordprocessingml/2006/main" xmlns:w14="http://schemas.microsoft.com/office/word/2010/wordml" xmlns:wpg="http://schemas.microsoft.com/office/word/2010/wordprocessingGroup" xmlns:wpi="http://schemas.microsoft.com/office/word/2010/wordprocessingInk" xmlns:wne="http://schemas.microsoft.com/office/word/2006/wordml" xmlns:wps="http://schemas.microsoft.com/office/word/2010/wordprocessingShape" mc:Ignorable="w14 wp14">
   <w:body>
     <w:p>
-      <w:pPr>
-        <w:spacing w:after="40" w:before="120"/>
-      </w:pPr>
       <w:r>
-        <w:rPr>
-          <w:b w:val="0"/>
-          <w:i w:val="0"/>
-          <w:sz w:val="22"/>
-        </w:rPr>
-        <w:t>Question: Select the word most similar in meaning to 'obstinate'.</w:t>
+        <w:t xml:space="preserve">Question: The capital of Gujarat is:</w:t>
       </w:r>
     </w:p>
     <w:p>
-      <w:pPr>
-        <w:spacing w:after="0" w:before="0"/>
-      </w:pPr>
       <w:r>
-        <w:rPr>
-          <w:b w:val="0"/>
-          <w:i w:val="0"/>
-          <w:sz w:val="22"/>
-        </w:rPr>
-        <w:t>(a) Stubborn</w:t>
+        <w:t xml:space="preserve">(a) Surat</w:t>
       </w:r>
     </w:p>
     <w:p>
-      <w:pPr>
-        <w:spacing w:after="0" w:before="0"/>
-      </w:pPr>
       <w:r>
-        <w:rPr>
-          <w:b w:val="0"/>
-          <w:i w:val="0"/>
-          <w:sz w:val="22"/>
-        </w:rPr>
-        <w:t>(b) Flexible</w:t>
+        <w:t xml:space="preserve">(b) Gandhinagar</w:t>
       </w:r>
     </w:p>
     <w:p>
-      <w:pPr>
-        <w:spacing w:after="0" w:before="0"/>
-      </w:pPr>
       <w:r>
-        <w:rPr>
-          <w:b w:val="0"/>
-          <w:i w:val="0"/>
-          <w:sz w:val="22"/>
-        </w:rPr>
-        <w:t>(c) Submissive</w:t>
+        <w:t xml:space="preserve">(c) Vadodara</w:t>
       </w:r>
     </w:p>
     <w:p>
-      <w:pPr>
-        <w:spacing w:after="0" w:before="0"/>
-      </w:pPr>
       <w:r>
-        <w:rPr>
-          <w:b w:val="0"/>
-          <w:i w:val="0"/>
-          <w:sz w:val="22"/>
-        </w:rPr>
-        <w:t>(d) Indifferent</w:t>
+        <w:t xml:space="preserve">(d) Rajkot</w:t>
       </w:r>
     </w:p>
     <w:p>
-      <w:pPr>
-        <w:spacing w:after="0" w:before="40"/>
-      </w:pPr>
       <w:r>
-        <w:rPr>
-          <w:b/>
-          <w:i w:val="0"/>
-          <w:sz w:val="22"/>
-        </w:rPr>
-        <w:t>Answer: a</w:t>
+        <w:t xml:space="preserve">Answer: b</w:t>
       </w:r>
     </w:p>
     <w:p>
-      <w:pPr>
-        <w:spacing w:after="0" w:before="0"/>
-      </w:pPr>
       <w:r>
-        <w:rPr>
-          <w:b w:val="0"/>
-          <w:i w:val="0"/>
-          <w:sz w:val="21"/>
-        </w:rPr>
-        <w:t>Solution: 'Obstinate' means stubbornly refusing to change, so 'stubborn' is its closest synonym. Flexible (b) and submissive (c) are opposites, and indifferent (d) means unconcerned.</w:t>
+        <w:t xml:space="preserve">Solution: Gandhinagar is the capital of Gujarat; Ahmedabad and Surat are larger commercial cities.</w:t>
       </w:r>
     </w:p>
     <w:p>
-      <w:pPr>
-        <w:spacing w:after="0" w:before="0"/>
-      </w:pPr>
       <w:r>
-        <w:rPr>
-          <w:b w:val="0"/>
-          <w:i w:val="0"/>
-          <w:sz w:val="20"/>
-        </w:rPr>
-        <w:t>Positive Marks: 1</w:t>
+        <w:t xml:space="preserve">Positive Marks: 1</w:t>
       </w:r>
     </w:p>
     <w:p>
-      <w:pPr>
-        <w:spacing w:after="160" w:before="0"/>
-      </w:pPr>
       <w:r>
-        <w:rPr>
-          <w:b w:val="0"/>
-          <w:i w:val="0"/>
-          <w:sz w:val="20"/>
-        </w:rPr>
-        <w:t>Negative Marks: 0.25</w:t>
+        <w:t xml:space="preserve">Negative Marks: 0.25</w:t>
       </w:r>
     </w:p>
     <w:p>
-      <w:pPr>
-        <w:spacing w:after="40" w:before="120"/>
-      </w:pPr>
       <w:r>
-        <w:rPr>
-          <w:b w:val="0"/>
-          <w:i w:val="0"/>
-          <w:sz w:val="22"/>
-        </w:rPr>
-        <w:t>Question: Select the antonym of 'swift'.</w:t>
+        <w:t xml:space="preserve"/>
       </w:r>
     </w:p>
     <w:p>
-      <w:pPr>
-        <w:spacing w:after="0" w:before="0"/>
-      </w:pPr>
       <w:r>
-        <w:rPr>
-          <w:b w:val="0"/>
-          <w:i w:val="0"/>
-          <w:sz w:val="22"/>
-        </w:rPr>
-        <w:t>(a) Slow</w:t>
+        <w:t xml:space="preserve">Question: A number increases from 80 to 100. The percentage increase is:</w:t>
       </w:r>
     </w:p>
     <w:p>
-      <w:pPr>
-        <w:spacing w:after="0" w:before="0"/>
-      </w:pPr>
       <w:r>
-        <w:rPr>
-          <w:b w:val="0"/>
-          <w:i w:val="0"/>
-          <w:sz w:val="22"/>
-        </w:rPr>
-        <w:t>(b) Rapid</w:t>
+        <w:t xml:space="preserve">(a) 20%</w:t>
       </w:r>
     </w:p>
     <w:p>
-      <w:pPr>
-        <w:spacing w:after="0" w:before="0"/>
-      </w:pPr>
       <w:r>
-        <w:rPr>
-          <w:b w:val="0"/>
-          <w:i w:val="0"/>
-          <w:sz w:val="22"/>
-        </w:rPr>
-        <w:t>(c) Quick</w:t>
+        <w:t xml:space="preserve">(b) 30%</w:t>
       </w:r>
     </w:p>
     <w:p>
-      <w:pPr>
-        <w:spacing w:after="0" w:before="0"/>
-      </w:pPr>
       <w:r>
-        <w:rPr>
-          <w:b w:val="0"/>
-          <w:i w:val="0"/>
-          <w:sz w:val="22"/>
-        </w:rPr>
-        <w:t>(d) Speedy</w:t>
+        <w:t xml:space="preserve">(c) 25%</w:t>
       </w:r>
     </w:p>
     <w:p>
-      <w:pPr>
-        <w:spacing w:after="0" w:before="40"/>
-      </w:pPr>
       <w:r>
-        <w:rPr>
-          <w:b/>
-          <w:i w:val="0"/>
-          <w:sz w:val="22"/>
-        </w:rPr>
-        <w:t>Answer: a</w:t>
+        <w:t xml:space="preserve">(d) 15%</w:t>
       </w:r>
     </w:p>
     <w:p>
-      <w:pPr>
-        <w:spacing w:after="0" w:before="0"/>
-      </w:pPr>
       <w:r>
-        <w:rPr>
-          <w:b w:val="0"/>
-          <w:i w:val="0"/>
-          <w:sz w:val="21"/>
-        </w:rPr>
-        <w:t>Solution: 'Swift' means fast, so its opposite is 'slow'. Rapid (b), quick (c), and speedy (d) are all synonyms of swift.</w:t>
+        <w:t xml:space="preserve">Answer: c</w:t>
       </w:r>
     </w:p>
     <w:p>
-      <w:pPr>
-        <w:spacing w:after="0" w:before="0"/>
-      </w:pPr>
       <w:r>
-        <w:rPr>
-          <w:b w:val="0"/>
-          <w:i w:val="0"/>
-          <w:sz w:val="20"/>
-        </w:rPr>
-        <w:t>Positive Marks: 1</w:t>
+        <w:t xml:space="preserve">Solution: Increase = 100 - 80 = 20; 20/80 x 100 = 25%.</w:t>
       </w:r>
     </w:p>
     <w:p>
-      <w:pPr>
-        <w:spacing w:after="160" w:before="0"/>
-      </w:pPr>
       <w:r>
-        <w:rPr>
-          <w:b w:val="0"/>
-          <w:i w:val="0"/>
-          <w:sz w:val="20"/>
-        </w:rPr>
-        <w:t>Negative Marks: 0.25</w:t>
+        <w:t xml:space="preserve">Positive Marks: 1</w:t>
       </w:r>
     </w:p>
     <w:p>
-      <w:pPr>
-        <w:spacing w:after="40" w:before="120"/>
-      </w:pPr>
       <w:r>
-        <w:rPr>
-          <w:b w:val="0"/>
-          <w:i w:val="0"/>
-          <w:sz w:val="22"/>
-        </w:rPr>
-        <w:t>Question: A person who studies the origin and history of words is called a:</w:t>
+        <w:t xml:space="preserve">Negative Marks: 0.25</w:t>
       </w:r>
     </w:p>
     <w:p>
-      <w:pPr>
-        <w:spacing w:after="0" w:before="0"/>
-      </w:pPr>
       <w:r>
-        <w:rPr>
-          <w:b w:val="0"/>
-          <w:i w:val="0"/>
-          <w:sz w:val="22"/>
-        </w:rPr>
-        <w:t>(a) Etymologist</w:t>
+        <w:t xml:space="preserve"/>
       </w:r>
     </w:p>
     <w:p>
-      <w:pPr>
-        <w:spacing w:after="0" w:before="0"/>
-      </w:pPr>
       <w:r>
-        <w:rPr>
-          <w:b w:val="0"/>
-          <w:i w:val="0"/>
-          <w:sz w:val="22"/>
-        </w:rPr>
-        <w:t>(b) Entomologist</w:t>
+        <w:t xml:space="preserve">Question: In most web browsers, pressing F5:</w:t>
       </w:r>
     </w:p>
     <w:p>
-      <w:pPr>
-        <w:spacing w:after="0" w:before="0"/>
-      </w:pPr>
       <w:r>
-        <w:rPr>
-          <w:b w:val="0"/>
-          <w:i w:val="0"/>
-          <w:sz w:val="22"/>
-        </w:rPr>
-        <w:t>(c) Epidemiologist</w:t>
+        <w:t xml:space="preserve">(a) Refreshes the page</w:t>
       </w:r>
     </w:p>
     <w:p>
-      <w:pPr>
-        <w:spacing w:after="0" w:before="0"/>
-      </w:pPr>
       <w:r>
-        <w:rPr>
-          <w:b w:val="0"/>
-          <w:i w:val="0"/>
-          <w:sz w:val="22"/>
-        </w:rPr>
-        <w:t>(d) Eulogist</w:t>
+        <w:t xml:space="preserve">(b) Closes the browser</w:t>
       </w:r>
     </w:p>
     <w:p>
-      <w:pPr>
-        <w:spacing w:after="0" w:before="40"/>
-      </w:pPr>
       <w:r>
-        <w:rPr>
-          <w:b/>
-          <w:i w:val="0"/>
-          <w:sz w:val="22"/>
-        </w:rPr>
-        <w:t>Answer: a</w:t>
+        <w:t xml:space="preserve">(c) Opens the printer</w:t>
       </w:r>
     </w:p>
     <w:p>
-      <w:pPr>
-        <w:spacing w:after="0" w:before="0"/>
-      </w:pPr>
       <w:r>
-        <w:rPr>
-          <w:b w:val="0"/>
-          <w:i w:val="0"/>
-          <w:sz w:val="21"/>
-        </w:rPr>
-        <w:t>Solution: An etymologist studies the origin and history of words. An entomologist (b) studies insects, an epidemiologist (c) studies disease patterns, and a eulogist (d) delivers eulogies.</w:t>
+        <w:t xml:space="preserve">(d) Deletes files</w:t>
       </w:r>
     </w:p>
     <w:p>
-      <w:pPr>
-        <w:spacing w:after="0" w:before="0"/>
-      </w:pPr>
       <w:r>
-        <w:rPr>
-          <w:b w:val="0"/>
-          <w:i w:val="0"/>
-          <w:sz w:val="20"/>
-        </w:rPr>
-        <w:t>Positive Marks: 1</w:t>
+        <w:t xml:space="preserve">Answer: a</w:t>
       </w:r>
     </w:p>
     <w:p>
-      <w:pPr>
-        <w:spacing w:after="160" w:before="0"/>
-      </w:pPr>
       <w:r>
-        <w:rPr>
-          <w:b w:val="0"/>
-          <w:i w:val="0"/>
-          <w:sz w:val="20"/>
-        </w:rPr>
-        <w:t>Negative Marks: 0.25</w:t>
+        <w:t xml:space="preserve">Solution: F5 reloads or refreshes the current web page in most browsers.</w:t>
       </w:r>
     </w:p>
     <w:p>
-      <w:pPr>
-        <w:spacing w:after="40" w:before="120"/>
-      </w:pPr>
       <w:r>
-        <w:rPr>
-          <w:b w:val="0"/>
-          <w:i w:val="0"/>
-          <w:sz w:val="22"/>
-        </w:rPr>
-        <w:t>Question: What is the meaning of the idiom 'to make a mountain out of a molehill'?</w:t>
+        <w:t xml:space="preserve">Positive Marks: 1</w:t>
       </w:r>
     </w:p>
     <w:p>
-      <w:pPr>
-        <w:spacing w:after="0" w:before="0"/>
-      </w:pPr>
       <w:r>
-        <w:rPr>
-          <w:b w:val="0"/>
-          <w:i w:val="0"/>
-          <w:sz w:val="22"/>
-        </w:rPr>
-        <w:t>(a) To exaggerate a minor problem</w:t>
+        <w:t xml:space="preserve">Negative Marks: 0.25</w:t>
       </w:r>
     </w:p>
     <w:p>
-      <w:pPr>
-        <w:spacing w:after="0" w:before="0"/>
-      </w:pPr>
       <w:r>
-        <w:rPr>
-          <w:b w:val="0"/>
-          <w:i w:val="0"/>
-          <w:sz w:val="22"/>
-        </w:rPr>
-        <w:t>(b) To climb a difficult mountain</w:t>
+        <w:t xml:space="preserve"/>
       </w:r>
     </w:p>
     <w:p>
-      <w:pPr>
-        <w:spacing w:after="0" w:before="0"/>
-      </w:pPr>
       <w:r>
-        <w:rPr>
-          <w:b w:val="0"/>
-          <w:i w:val="0"/>
-          <w:sz w:val="22"/>
-        </w:rPr>
-        <w:t>(c) To ignore a serious issue</w:t>
+        <w:t xml:space="preserve">Question: Chilika Lake, India's largest brackish water lake, is located in:</w:t>
       </w:r>
     </w:p>
     <w:p>
-      <w:pPr>
-        <w:spacing w:after="0" w:before="0"/>
-      </w:pPr>
       <w:r>
-        <w:rPr>
-          <w:b w:val="0"/>
-          <w:i w:val="0"/>
-          <w:sz w:val="22"/>
-        </w:rPr>
-        <w:t>(d) To solve a problem easily</w:t>
+        <w:t xml:space="preserve">(a) Kerala</w:t>
       </w:r>
     </w:p>
     <w:p>
-      <w:pPr>
-        <w:spacing w:after="0" w:before="40"/>
-      </w:pPr>
       <w:r>
-        <w:rPr>
-          <w:b/>
-          <w:i w:val="0"/>
-          <w:sz w:val="22"/>
-        </w:rPr>
-        <w:t>Answer: a</w:t>
+        <w:t xml:space="preserve">(b) Tamil Nadu</w:t>
       </w:r>
     </w:p>
     <w:p>
-      <w:pPr>
-        <w:spacing w:after="0" w:before="0"/>
-      </w:pPr>
       <w:r>
-        <w:rPr>
-          <w:b w:val="0"/>
-          <w:i w:val="0"/>
-          <w:sz w:val="21"/>
-        </w:rPr>
-        <w:t>Solution: 'To make a mountain out of a molehill' means to exaggerate or blow a small problem out of proportion. The other options are literal or incorrect interpretations.</w:t>
+        <w:t xml:space="preserve">(c) West Bengal</w:t>
       </w:r>
     </w:p>
     <w:p>
-      <w:pPr>
-        <w:spacing w:after="0" w:before="0"/>
-      </w:pPr>
       <w:r>
-        <w:rPr>
-          <w:b w:val="0"/>
-          <w:i w:val="0"/>
-          <w:sz w:val="20"/>
-        </w:rPr>
-        <w:t>Positive Marks: 1</w:t>
+        <w:t xml:space="preserve">(d) Odisha</w:t>
       </w:r>
     </w:p>
     <w:p>
-      <w:pPr>
-        <w:spacing w:after="160" w:before="0"/>
-      </w:pPr>
       <w:r>
-        <w:rPr>
-          <w:b w:val="0"/>
-          <w:i w:val="0"/>
-          <w:sz w:val="20"/>
-        </w:rPr>
-        <w:t>Negative Marks: 0.25</w:t>
+        <w:t xml:space="preserve">Answer: d</w:t>
       </w:r>
     </w:p>
     <w:p>
-      <w:pPr>
-        <w:spacing w:after="40" w:before="120"/>
-      </w:pPr>
       <w:r>
-        <w:rPr>
-          <w:b w:val="0"/>
-          <w:i w:val="0"/>
-          <w:sz w:val="22"/>
-        </w:rPr>
-        <w:t>Question: Which of the following words is correctly spelled?</w:t>
+        <w:t xml:space="preserve">Solution: Chilika Lake in Odisha is India's largest brackish water lagoon and a Ramsar site.</w:t>
       </w:r>
     </w:p>
     <w:p>
-      <w:pPr>
-        <w:spacing w:after="0" w:before="0"/>
-      </w:pPr>
       <w:r>
-        <w:rPr>
-          <w:b w:val="0"/>
-          <w:i w:val="0"/>
-          <w:sz w:val="22"/>
-        </w:rPr>
-        <w:t>(a) Neccessary</w:t>
+        <w:t xml:space="preserve">Positive Marks: 1</w:t>
       </w:r>
     </w:p>
     <w:p>
-      <w:pPr>
-        <w:spacing w:after="0" w:before="0"/>
-      </w:pPr>
       <w:r>
-        <w:rPr>
-          <w:b w:val="0"/>
-          <w:i w:val="0"/>
-          <w:sz w:val="22"/>
-        </w:rPr>
-        <w:t>(b) Necesary</w:t>
+        <w:t xml:space="preserve">Negative Marks: 0.25</w:t>
       </w:r>
     </w:p>
     <w:p>
-      <w:pPr>
-        <w:spacing w:after="0" w:before="0"/>
-      </w:pPr>
       <w:r>
-        <w:rPr>
-          <w:b w:val="0"/>
-          <w:i w:val="0"/>
-          <w:sz w:val="22"/>
-        </w:rPr>
-        <w:t>(c) Necessary</w:t>
+        <w:t xml:space="preserve"/>
       </w:r>
     </w:p>
     <w:p>
-      <w:pPr>
-        <w:spacing w:after="0" w:before="0"/>
-      </w:pPr>
       <w:r>
-        <w:rPr>
-          <w:b w:val="0"/>
-          <w:i w:val="0"/>
-          <w:sz w:val="22"/>
-        </w:rPr>
-        <w:t>(d) Neccesary</w:t>
+        <w:t xml:space="preserve">Question: The sum of the first 10 natural numbers is:</w:t>
       </w:r>
     </w:p>
     <w:p>
-      <w:pPr>
-        <w:spacing w:after="0" w:before="40"/>
-      </w:pPr>
       <w:r>
-        <w:rPr>
-          <w:b/>
-          <w:i w:val="0"/>
-          <w:sz w:val="22"/>
-        </w:rPr>
-        <w:t>Answer: c</w:t>
+        <w:t xml:space="preserve">(a) 45</w:t>
       </w:r>
     </w:p>
     <w:p>
-      <w:pPr>
-        <w:spacing w:after="0" w:before="0"/>
-      </w:pPr>
       <w:r>
-        <w:rPr>
-          <w:b w:val="0"/>
-          <w:i w:val="0"/>
-          <w:sz w:val="21"/>
-        </w:rPr>
-        <w:t>Solution: The correct spelling is 'necessary'—one 'c' and double 's'. The other options have incorrect letter combinations.</w:t>
+        <w:t xml:space="preserve">(b) 55</w:t>
       </w:r>
     </w:p>
     <w:p>
-      <w:pPr>
-        <w:spacing w:after="0" w:before="0"/>
-      </w:pPr>
       <w:r>
-        <w:rPr>
-          <w:b w:val="0"/>
-          <w:i w:val="0"/>
-          <w:sz w:val="20"/>
-        </w:rPr>
-        <w:t>Positive Marks: 1</w:t>
+        <w:t xml:space="preserve">(c) 50</w:t>
       </w:r>
     </w:p>
     <w:p>
-      <w:pPr>
-        <w:spacing w:after="160" w:before="0"/>
-      </w:pPr>
       <w:r>
-        <w:rPr>
-          <w:b w:val="0"/>
-          <w:i w:val="0"/>
-          <w:sz w:val="20"/>
-        </w:rPr>
-        <w:t>Negative Marks: 0.25</w:t>
+        <w:t xml:space="preserve">(d) 60</w:t>
       </w:r>
     </w:p>
     <w:p>
-      <w:pPr>
-        <w:spacing w:after="40" w:before="120"/>
-      </w:pPr>
       <w:r>
-        <w:rPr>
-          <w:b w:val="0"/>
-          <w:i w:val="0"/>
-          <w:sz w:val="22"/>
-        </w:rPr>
-        <w:t>Question: Identify the part of the sentence that contains an error: 'The news (a) are good (b) for the patient (c) today (d).'</w:t>
+        <w:t xml:space="preserve">Answer: b</w:t>
       </w:r>
     </w:p>
     <w:p>
-      <w:pPr>
-        <w:spacing w:after="0" w:before="0"/>
-      </w:pPr>
       <w:r>
-        <w:rPr>
-          <w:b w:val="0"/>
-          <w:i w:val="0"/>
-          <w:sz w:val="22"/>
-        </w:rPr>
-        <w:t>(a) (a)</w:t>
+        <w:t xml:space="preserve">Solution: Sum = n(n+1)/2 = 10 x 11/2 = 55.</w:t>
       </w:r>
     </w:p>
     <w:p>
-      <w:pPr>
-        <w:spacing w:after="0" w:before="0"/>
-      </w:pPr>
       <w:r>
-        <w:rPr>
-          <w:b w:val="0"/>
-          <w:i w:val="0"/>
-          <w:sz w:val="22"/>
-        </w:rPr>
-        <w:t>(b) (b)</w:t>
+        <w:t xml:space="preserve">Positive Marks: 1</w:t>
       </w:r>
     </w:p>
     <w:p>
-      <w:pPr>
-        <w:spacing w:after="0" w:before="0"/>
-      </w:pPr>
       <w:r>
-        <w:rPr>
-          <w:b w:val="0"/>
-          <w:i w:val="0"/>
-          <w:sz w:val="22"/>
-        </w:rPr>
-        <w:t>(c) (c)</w:t>
+        <w:t xml:space="preserve">Negative Marks: 0.25</w:t>
       </w:r>
     </w:p>
     <w:p>
-      <w:pPr>
-        <w:spacing w:after="0" w:before="0"/>
-      </w:pPr>
       <w:r>
-        <w:rPr>
-          <w:b w:val="0"/>
-          <w:i w:val="0"/>
-          <w:sz w:val="22"/>
-        </w:rPr>
-        <w:t>(d) (d)</w:t>
+        <w:t xml:space="preserve"/>
       </w:r>
     </w:p>
     <w:p>
-      <w:pPr>
-        <w:spacing w:after="0" w:before="40"/>
-      </w:pPr>
       <w:r>
-        <w:rPr>
-          <w:b/>
-          <w:i w:val="0"/>
-          <w:sz w:val="22"/>
-        </w:rPr>
-        <w:t>Answer: b</w:t>
+        <w:t xml:space="preserve">Question: Storing files on remote servers accessed over the internet is called:</w:t>
       </w:r>
     </w:p>
     <w:p>
-      <w:pPr>
-        <w:spacing w:after="0" w:before="0"/>
-      </w:pPr>
       <w:r>
-        <w:rPr>
-          <w:b w:val="0"/>
-          <w:i w:val="0"/>
-          <w:sz w:val="21"/>
-        </w:rPr>
-        <w:t>Solution: 'News' is an uncountable singular noun, so the verb should be 'is good', not 'are good'. The error is in part (b); the other parts are correct.</w:t>
+        <w:t xml:space="preserve">(a) Printing</w:t>
       </w:r>
     </w:p>
     <w:p>
-      <w:pPr>
-        <w:spacing w:after="0" w:before="0"/>
-      </w:pPr>
       <w:r>
-        <w:rPr>
-          <w:b w:val="0"/>
-          <w:i w:val="0"/>
-          <w:sz w:val="20"/>
-        </w:rPr>
-        <w:t>Positive Marks: 1</w:t>
+        <w:t xml:space="preserve">(b) Formatting</w:t>
       </w:r>
     </w:p>
     <w:p>
-      <w:pPr>
-        <w:spacing w:after="160" w:before="0"/>
-      </w:pPr>
       <w:r>
-        <w:rPr>
-          <w:b w:val="0"/>
-          <w:i w:val="0"/>
-          <w:sz w:val="20"/>
-        </w:rPr>
-        <w:t>Negative Marks: 0.25</w:t>
+        <w:t xml:space="preserve">(c) Cloud storage</w:t>
       </w:r>
     </w:p>
     <w:p>
-      <w:pPr>
-        <w:spacing w:after="40" w:before="120"/>
-      </w:pPr>
       <w:r>
-        <w:rPr>
-          <w:b w:val="0"/>
-          <w:i w:val="0"/>
-          <w:sz w:val="22"/>
-        </w:rPr>
-        <w:t>Question: Change the following sentence into passive voice: 'The nurse will give the injection.'</w:t>
+        <w:t xml:space="preserve">(d) Defragmentation</w:t>
       </w:r>
     </w:p>
     <w:p>
-      <w:pPr>
-        <w:spacing w:after="0" w:before="0"/>
-      </w:pPr>
       <w:r>
-        <w:rPr>
-          <w:b w:val="0"/>
-          <w:i w:val="0"/>
-          <w:sz w:val="22"/>
-        </w:rPr>
-        <w:t>(a) The injection will be given by the nurse</w:t>
+        <w:t xml:space="preserve">Answer: c</w:t>
       </w:r>
     </w:p>
     <w:p>
-      <w:pPr>
-        <w:spacing w:after="0" w:before="0"/>
-      </w:pPr>
       <w:r>
-        <w:rPr>
-          <w:b w:val="0"/>
-          <w:i w:val="0"/>
-          <w:sz w:val="22"/>
-        </w:rPr>
-        <w:t>(b) The injection is given by the nurse</w:t>
+        <w:t xml:space="preserve">Solution: Cloud storage keeps data on remote servers, accessible from any internet-connected device.</w:t>
       </w:r>
     </w:p>
     <w:p>
-      <w:pPr>
-        <w:spacing w:after="0" w:before="0"/>
-      </w:pPr>
       <w:r>
-        <w:rPr>
-          <w:b w:val="0"/>
-          <w:i w:val="0"/>
-          <w:sz w:val="22"/>
-        </w:rPr>
-        <w:t>(c) The injection was given by the nurse</w:t>
+        <w:t xml:space="preserve">Positive Marks: 1</w:t>
       </w:r>
     </w:p>
     <w:p>
-      <w:pPr>
-        <w:spacing w:after="0" w:before="0"/>
-      </w:pPr>
       <w:r>
-        <w:rPr>
-          <w:b w:val="0"/>
-          <w:i w:val="0"/>
-          <w:sz w:val="22"/>
-        </w:rPr>
-        <w:t>(d) The injection has been given by the nurse</w:t>
+        <w:t xml:space="preserve">Negative Marks: 0.25</w:t>
       </w:r>
     </w:p>
     <w:p>
-      <w:pPr>
-        <w:spacing w:after="0" w:before="40"/>
-      </w:pPr>
       <w:r>
-        <w:rPr>
-          <w:b/>
-          <w:i w:val="0"/>
-          <w:sz w:val="22"/>
-        </w:rPr>
-        <w:t>Answer: a</w:t>
+        <w:t xml:space="preserve"/>
       </w:r>
     </w:p>
     <w:p>
-      <w:pPr>
-        <w:spacing w:after="0" w:before="0"/>
-      </w:pPr>
       <w:r>
-        <w:rPr>
-          <w:b w:val="0"/>
-          <w:i w:val="0"/>
-          <w:sz w:val="21"/>
-        </w:rPr>
-        <w:t>Solution: The active sentence is in the simple future tense, so the passive form is 'will be given'—'The injection will be given by the nurse'. The other options use different tenses.</w:t>
+        <w:t xml:space="preserve">Question: The national animal of India is:</w:t>
       </w:r>
     </w:p>
     <w:p>
-      <w:pPr>
-        <w:spacing w:after="0" w:before="0"/>
-      </w:pPr>
       <w:r>
-        <w:rPr>
-          <w:b w:val="0"/>
-          <w:i w:val="0"/>
-          <w:sz w:val="20"/>
-        </w:rPr>
-        <w:t>Positive Marks: 1</w:t>
+        <w:t xml:space="preserve">(a) Bengal tiger</w:t>
       </w:r>
     </w:p>
     <w:p>
-      <w:pPr>
-        <w:spacing w:after="160" w:before="0"/>
-      </w:pPr>
       <w:r>
-        <w:rPr>
-          <w:b w:val="0"/>
-          <w:i w:val="0"/>
-          <w:sz w:val="20"/>
-        </w:rPr>
-        <w:t>Negative Marks: 0.25</w:t>
+        <w:t xml:space="preserve">(b) Asiatic lion</w:t>
       </w:r>
     </w:p>
     <w:p>
-      <w:pPr>
-        <w:spacing w:after="40" w:before="120"/>
-      </w:pPr>
       <w:r>
-        <w:rPr>
-          <w:b w:val="0"/>
-          <w:i w:val="0"/>
-          <w:sz w:val="22"/>
-        </w:rPr>
-        <w:t>Question: Fill in the blank with the correct preposition: 'The cat jumped ___ the table.'</w:t>
+        <w:t xml:space="preserve">(c) Elephant</w:t>
       </w:r>
     </w:p>
     <w:p>
-      <w:pPr>
-        <w:spacing w:after="0" w:before="0"/>
-      </w:pPr>
       <w:r>
-        <w:rPr>
-          <w:b w:val="0"/>
-          <w:i w:val="0"/>
-          <w:sz w:val="22"/>
-        </w:rPr>
-        <w:t>(a) onto</w:t>
+        <w:t xml:space="preserve">(d) Leopard</w:t>
       </w:r>
     </w:p>
     <w:p>
-      <w:pPr>
-        <w:spacing w:after="0" w:before="0"/>
-      </w:pPr>
       <w:r>
-        <w:rPr>
-          <w:b w:val="0"/>
-          <w:i w:val="0"/>
-          <w:sz w:val="22"/>
-        </w:rPr>
-        <w:t>(b) at</w:t>
+        <w:t xml:space="preserve">Answer: a</w:t>
       </w:r>
     </w:p>
     <w:p>
-      <w:pPr>
-        <w:spacing w:after="0" w:before="0"/>
-      </w:pPr>
       <w:r>
-        <w:rPr>
-          <w:b w:val="0"/>
-          <w:i w:val="0"/>
-          <w:sz w:val="22"/>
-        </w:rPr>
-        <w:t>(c) from</w:t>
+        <w:t xml:space="preserve">Solution: The Bengal tiger is the national animal of India; the peacock is the national bird.</w:t>
       </w:r>
     </w:p>
     <w:p>
-      <w:pPr>
-        <w:spacing w:after="0" w:before="0"/>
-      </w:pPr>
       <w:r>
-        <w:rPr>
-          <w:b w:val="0"/>
-          <w:i w:val="0"/>
-          <w:sz w:val="22"/>
-        </w:rPr>
-        <w:t>(d) between</w:t>
+        <w:t xml:space="preserve">Positive Marks: 1</w:t>
       </w:r>
     </w:p>
     <w:p>
-      <w:pPr>
-        <w:spacing w:after="0" w:before="40"/>
-      </w:pPr>
       <w:r>
-        <w:rPr>
-          <w:b/>
-          <w:i w:val="0"/>
-          <w:sz w:val="22"/>
-        </w:rPr>
-        <w:t>Answer: a</w:t>
+        <w:t xml:space="preserve">Negative Marks: 0.25</w:t>
       </w:r>
     </w:p>
     <w:p>
-      <w:pPr>
-        <w:spacing w:after="0" w:before="0"/>
-      </w:pPr>
       <w:r>
-        <w:rPr>
-          <w:b w:val="0"/>
-          <w:i w:val="0"/>
-          <w:sz w:val="21"/>
-        </w:rPr>
-        <w:t>Solution: 'Onto' expresses movement to a position on top of something—'jumped onto the table'. The other prepositions do not fit this meaning.</w:t>
+        <w:t xml:space="preserve"/>
       </w:r>
     </w:p>
     <w:p>
-      <w:pPr>
-        <w:spacing w:after="0" w:before="0"/>
-      </w:pPr>
       <w:r>
-        <w:rPr>
-          <w:b w:val="0"/>
-          <w:i w:val="0"/>
-          <w:sz w:val="20"/>
-        </w:rPr>
-        <w:t>Positive Marks: 1</w:t>
+        <w:t xml:space="preserve">Question: Divide ₹900 in the ratio 2:3. The larger share is:</w:t>
       </w:r>
     </w:p>
     <w:p>
-      <w:pPr>
-        <w:spacing w:after="160" w:before="0"/>
-      </w:pPr>
       <w:r>
-        <w:rPr>
-          <w:b w:val="0"/>
-          <w:i w:val="0"/>
-          <w:sz w:val="20"/>
-        </w:rPr>
-        <w:t>Negative Marks: 0.25</w:t>
+        <w:t xml:space="preserve">(a) ₹360</w:t>
       </w:r>
     </w:p>
     <w:p>
-      <w:pPr>
-        <w:spacing w:after="40" w:before="120"/>
-      </w:pPr>
       <w:r>
-        <w:rPr>
-          <w:b w:val="0"/>
-          <w:i w:val="0"/>
-          <w:sz w:val="22"/>
-        </w:rPr>
-        <w:t>Question: What percent is 30 of 150?</w:t>
+        <w:t xml:space="preserve">(b) ₹300</w:t>
       </w:r>
     </w:p>
     <w:p>
-      <w:pPr>
-        <w:spacing w:after="0" w:before="0"/>
-      </w:pPr>
       <w:r>
-        <w:rPr>
-          <w:b w:val="0"/>
-          <w:i w:val="0"/>
-          <w:sz w:val="22"/>
-        </w:rPr>
-        <w:t>(a) 15%</w:t>
+        <w:t xml:space="preserve">(c) ₹600</w:t>
       </w:r>
     </w:p>
     <w:p>
-      <w:pPr>
-        <w:spacing w:after="0" w:before="0"/>
-      </w:pPr>
       <w:r>
-        <w:rPr>
-          <w:b w:val="0"/>
-          <w:i w:val="0"/>
-          <w:sz w:val="22"/>
-        </w:rPr>
-        <w:t>(b) 20%</w:t>
+        <w:t xml:space="preserve">(d) ₹540</w:t>
       </w:r>
     </w:p>
     <w:p>
-      <w:pPr>
-        <w:spacing w:after="0" w:before="0"/>
-      </w:pPr>
       <w:r>
-        <w:rPr>
-          <w:b w:val="0"/>
-          <w:i w:val="0"/>
-          <w:sz w:val="22"/>
-        </w:rPr>
-        <w:t>(c) 25%</w:t>
+        <w:t xml:space="preserve">Answer: d</w:t>
       </w:r>
     </w:p>
     <w:p>
-      <w:pPr>
-        <w:spacing w:after="0" w:before="0"/>
-      </w:pPr>
       <w:r>
-        <w:rPr>
-          <w:b w:val="0"/>
-          <w:i w:val="0"/>
-          <w:sz w:val="22"/>
-        </w:rPr>
-        <w:t>(d) 30%</w:t>
+        <w:t xml:space="preserve">Solution: Total parts = 2 + 3 = 5; larger share = 3/5 x 900 = ₹540.</w:t>
       </w:r>
     </w:p>
     <w:p>
-      <w:pPr>
-        <w:spacing w:after="0" w:before="40"/>
-      </w:pPr>
       <w:r>
-        <w:rPr>
-          <w:b/>
-          <w:i w:val="0"/>
-          <w:sz w:val="22"/>
-        </w:rPr>
-        <w:t>Answer: b</w:t>
+        <w:t xml:space="preserve">Positive Marks: 1</w:t>
       </w:r>
     </w:p>
     <w:p>
-      <w:pPr>
-        <w:spacing w:after="0" w:before="0"/>
-      </w:pPr>
       <w:r>
-        <w:rPr>
-          <w:b w:val="0"/>
-          <w:i w:val="0"/>
-          <w:sz w:val="21"/>
-        </w:rPr>
-        <w:t>Solution: Percentage = (30 ÷ 150) × 100 = 20%. The other options are incorrect calculations.</w:t>
+        <w:t xml:space="preserve">Negative Marks: 0.25</w:t>
       </w:r>
     </w:p>
     <w:p>
-      <w:pPr>
-        <w:spacing w:after="0" w:before="0"/>
-      </w:pPr>
       <w:r>
-        <w:rPr>
-          <w:b w:val="0"/>
-          <w:i w:val="0"/>
-          <w:sz w:val="20"/>
-        </w:rPr>
-        <w:t>Positive Marks: 1</w:t>
+        <w:t xml:space="preserve"/>
       </w:r>
     </w:p>
     <w:p>
-      <w:pPr>
-        <w:spacing w:after="160" w:before="0"/>
-      </w:pPr>
       <w:r>
-        <w:rPr>
-          <w:b w:val="0"/>
-          <w:i w:val="0"/>
-          <w:sz w:val="20"/>
-        </w:rPr>
-        <w:t>Negative Marks: 0.25</w:t>
+        <w:t xml:space="preserve">Question: The main purpose of taking a data backup is to:</w:t>
       </w:r>
     </w:p>
     <w:p>
-      <w:pPr>
-        <w:spacing w:after="40" w:before="120"/>
-      </w:pPr>
       <w:r>
-        <w:rPr>
-          <w:b w:val="0"/>
-          <w:i w:val="0"/>
-          <w:sz w:val="22"/>
-        </w:rPr>
-        <w:t>Question: The cost of 5 kg of rice is Rs 300. What is the cost of 8 kg of the same rice?</w:t>
+        <w:t xml:space="preserve">(a) Speed up the internet</w:t>
       </w:r>
     </w:p>
     <w:p>
-      <w:pPr>
-        <w:spacing w:after="0" w:before="0"/>
-      </w:pPr>
       <w:r>
-        <w:rPr>
-          <w:b w:val="0"/>
-          <w:i w:val="0"/>
-          <w:sz w:val="22"/>
-        </w:rPr>
-        <w:t>(a) Rs 420</w:t>
+        <w:t xml:space="preserve">(b) Protect against data loss</w:t>
       </w:r>
     </w:p>
     <w:p>
-      <w:pPr>
-        <w:spacing w:after="0" w:before="0"/>
-      </w:pPr>
       <w:r>
-        <w:rPr>
-          <w:b w:val="0"/>
-          <w:i w:val="0"/>
-          <w:sz w:val="22"/>
-        </w:rPr>
-        <w:t>(b) Rs 450</w:t>
+        <w:t xml:space="preserve">(c) Add more memory</w:t>
       </w:r>
     </w:p>
     <w:p>
-      <w:pPr>
-        <w:spacing w:after="0" w:before="0"/>
-      </w:pPr>
       <w:r>
-        <w:rPr>
-          <w:b w:val="0"/>
-          <w:i w:val="0"/>
-          <w:sz w:val="22"/>
-        </w:rPr>
-        <w:t>(c) Rs 480</w:t>
+        <w:t xml:space="preserve">(d) Improve graphics</w:t>
       </w:r>
     </w:p>
     <w:p>
-      <w:pPr>
-        <w:spacing w:after="0" w:before="0"/>
-      </w:pPr>
       <w:r>
-        <w:rPr>
-          <w:b w:val="0"/>
-          <w:i w:val="0"/>
-          <w:sz w:val="22"/>
-        </w:rPr>
-        <w:t>(d) Rs 500</w:t>
+        <w:t xml:space="preserve">Answer: b</w:t>
       </w:r>
     </w:p>
     <w:p>
-      <w:pPr>
-        <w:spacing w:after="0" w:before="40"/>
-      </w:pPr>
       <w:r>
-        <w:rPr>
-          <w:b/>
-          <w:i w:val="0"/>
-          <w:sz w:val="22"/>
-        </w:rPr>
-        <w:t>Answer: c</w:t>
+        <w:t xml:space="preserve">Solution: Backups create copies of data so files can be restored after loss, corruption, or hardware failure.</w:t>
       </w:r>
     </w:p>
     <w:p>
-      <w:pPr>
-        <w:spacing w:after="0" w:before="0"/>
-      </w:pPr>
       <w:r>
-        <w:rPr>
-          <w:b w:val="0"/>
-          <w:i w:val="0"/>
-          <w:sz w:val="21"/>
-        </w:rPr>
-        <w:t>Solution: Cost of 1 kg = 300 ÷ 5 = Rs 60, so 8 kg = 60 × 8 = Rs 480. The other options are incorrect calculations.</w:t>
+        <w:t xml:space="preserve">Positive Marks: 1</w:t>
       </w:r>
     </w:p>
     <w:p>
-      <w:pPr>
-        <w:spacing w:after="0" w:before="0"/>
-      </w:pPr>
       <w:r>
-        <w:rPr>
-          <w:b w:val="0"/>
-          <w:i w:val="0"/>
-          <w:sz w:val="20"/>
-        </w:rPr>
-        <w:t>Positive Marks: 1</w:t>
+        <w:t xml:space="preserve">Negative Marks: 0.25</w:t>
       </w:r>
     </w:p>
     <w:p>
-      <w:pPr>
-        <w:spacing w:after="160" w:before="0"/>
-      </w:pPr>
       <w:r>
-        <w:rPr>
-          <w:b w:val="0"/>
-          <w:i w:val="0"/>
-          <w:sz w:val="20"/>
-        </w:rPr>
-        <w:t>Negative Marks: 0.25</w:t>
+        <w:t xml:space="preserve"/>
       </w:r>
     </w:p>
     <w:p>
-      <w:pPr>
-        <w:spacing w:after="40" w:before="120"/>
-      </w:pPr>
       <w:r>
-        <w:rPr>
-          <w:b w:val="0"/>
-          <w:i w:val="0"/>
-          <w:sz w:val="22"/>
-        </w:rPr>
-        <w:t>Question: The International Court of Justice is located in:</w:t>
+        <w:t xml:space="preserve">Question: The 2020 Summer Olympics (held in 2021) were hosted by:</w:t>
       </w:r>
     </w:p>
     <w:p>
-      <w:pPr>
-        <w:spacing w:after="0" w:before="0"/>
-      </w:pPr>
       <w:r>
-        <w:rPr>
-          <w:b w:val="0"/>
-          <w:i w:val="0"/>
-          <w:sz w:val="22"/>
-        </w:rPr>
-        <w:t>(a) The Hague</w:t>
+        <w:t xml:space="preserve">(a) Beijing</w:t>
       </w:r>
     </w:p>
     <w:p>
-      <w:pPr>
-        <w:spacing w:after="0" w:before="0"/>
-      </w:pPr>
       <w:r>
-        <w:rPr>
-          <w:b w:val="0"/>
-          <w:i w:val="0"/>
-          <w:sz w:val="22"/>
-        </w:rPr>
-        <w:t>(b) Geneva</w:t>
+        <w:t xml:space="preserve">(b) London</w:t>
       </w:r>
     </w:p>
     <w:p>
-      <w:pPr>
-        <w:spacing w:after="0" w:before="0"/>
-      </w:pPr>
       <w:r>
-        <w:rPr>
-          <w:b w:val="0"/>
-          <w:i w:val="0"/>
-          <w:sz w:val="22"/>
-        </w:rPr>
-        <w:t>(c) New York</w:t>
+        <w:t xml:space="preserve">(c) Tokyo</w:t>
       </w:r>
     </w:p>
     <w:p>
-      <w:pPr>
-        <w:spacing w:after="0" w:before="0"/>
-      </w:pPr>
       <w:r>
-        <w:rPr>
-          <w:b w:val="0"/>
-          <w:i w:val="0"/>
-          <w:sz w:val="22"/>
-        </w:rPr>
-        <w:t>(d) Paris</w:t>
+        <w:t xml:space="preserve">(d) Rio de Janeiro</w:t>
       </w:r>
     </w:p>
     <w:p>
-      <w:pPr>
-        <w:spacing w:after="0" w:before="40"/>
-      </w:pPr>
       <w:r>
-        <w:rPr>
-          <w:b/>
-          <w:i w:val="0"/>
-          <w:sz w:val="22"/>
-        </w:rPr>
-        <w:t>Answer: a</w:t>
+        <w:t xml:space="preserve">Answer: c</w:t>
       </w:r>
     </w:p>
     <w:p>
-      <w:pPr>
-        <w:spacing w:after="0" w:before="0"/>
-      </w:pPr>
       <w:r>
-        <w:rPr>
-          <w:b w:val="0"/>
-          <w:i w:val="0"/>
-          <w:sz w:val="21"/>
-        </w:rPr>
-        <w:t>Solution: The International Court of Justice, the principal judicial organ of the UN, is located at The Hague in the Netherlands. Geneva (b) hosts UN offices and the WHO, and the UN headquarters is in New York (c).</w:t>
+        <w:t xml:space="preserve">Solution: Tokyo hosted the 2020 Summer Olympics, postponed to 2021 because of the COVID-19 pandemic.</w:t>
       </w:r>
     </w:p>
     <w:p>
-      <w:pPr>
-        <w:spacing w:after="0" w:before="0"/>
-      </w:pPr>
       <w:r>
-        <w:rPr>
-          <w:b w:val="0"/>
-          <w:i w:val="0"/>
-          <w:sz w:val="20"/>
-        </w:rPr>
-        <w:t>Positive Marks: 1</w:t>
+        <w:t xml:space="preserve">Positive Marks: 1</w:t>
       </w:r>
     </w:p>
     <w:p>
-      <w:pPr>
-        <w:spacing w:after="160" w:before="0"/>
-      </w:pPr>
       <w:r>
-        <w:rPr>
-          <w:b w:val="0"/>
-          <w:i w:val="0"/>
-          <w:sz w:val="20"/>
-        </w:rPr>
-        <w:t>Negative Marks: 0.25</w:t>
+        <w:t xml:space="preserve">Negative Marks: 0.25</w:t>
       </w:r>
     </w:p>
     <w:p>
-      <w:pPr>
-        <w:spacing w:after="40" w:before="120"/>
-      </w:pPr>
       <w:r>
-        <w:rPr>
-          <w:b w:val="0"/>
-          <w:i w:val="0"/>
-          <w:sz w:val="22"/>
-        </w:rPr>
-        <w:t>Question: Which poisonous gas is produced by the incomplete combustion of fuels and binds strongly to haemoglobin?</w:t>
+        <w:t xml:space="preserve">Question: The Indian Constitution was adopted on:</w:t>
       </w:r>
     </w:p>
     <w:p>
-      <w:pPr>
-        <w:spacing w:after="0" w:before="0"/>
-      </w:pPr>
       <w:r>
-        <w:rPr>
-          <w:b w:val="0"/>
-          <w:i w:val="0"/>
-          <w:sz w:val="22"/>
-        </w:rPr>
-        <w:t>(a) Carbon monoxide</w:t>
+        <w:t xml:space="preserve">(a) 26 November 1949</w:t>
       </w:r>
     </w:p>
     <w:p>
-      <w:pPr>
-        <w:spacing w:after="0" w:before="0"/>
-      </w:pPr>
       <w:r>
-        <w:rPr>
-          <w:b w:val="0"/>
-          <w:i w:val="0"/>
-          <w:sz w:val="22"/>
-        </w:rPr>
-        <w:t>(b) Carbon dioxide</w:t>
+        <w:t xml:space="preserve">(b) 15 August 1947</w:t>
       </w:r>
     </w:p>
     <w:p>
-      <w:pPr>
-        <w:spacing w:after="0" w:before="0"/>
-      </w:pPr>
       <w:r>
-        <w:rPr>
-          <w:b w:val="0"/>
-          <w:i w:val="0"/>
-          <w:sz w:val="22"/>
-        </w:rPr>
-        <w:t>(c) Sulphur dioxide</w:t>
+        <w:t xml:space="preserve">(c) 26 January 1950</w:t>
       </w:r>
     </w:p>
     <w:p>
-      <w:pPr>
-        <w:spacing w:after="0" w:before="0"/>
-      </w:pPr>
       <w:r>
-        <w:rPr>
-          <w:b w:val="0"/>
-          <w:i w:val="0"/>
-          <w:sz w:val="22"/>
-        </w:rPr>
-        <w:t>(d) Nitrous oxide</w:t>
+        <w:t xml:space="preserve">(d) 2 October 1950</w:t>
       </w:r>
     </w:p>
     <w:p>
-      <w:pPr>
-        <w:spacing w:after="0" w:before="40"/>
-      </w:pPr>
       <w:r>
-        <w:rPr>
-          <w:b/>
-          <w:i w:val="0"/>
-          <w:sz w:val="22"/>
-        </w:rPr>
-        <w:t>Answer: a</w:t>
+        <w:t xml:space="preserve">Answer: a</w:t>
       </w:r>
     </w:p>
     <w:p>
-      <w:pPr>
-        <w:spacing w:after="0" w:before="0"/>
-      </w:pPr>
       <w:r>
-        <w:rPr>
-          <w:b w:val="0"/>
-          <w:i w:val="0"/>
-          <w:sz w:val="21"/>
-        </w:rPr>
-        <w:t>Solution: Carbon monoxide, from incomplete combustion, binds haemoglobin about 200-300 times more strongly than oxygen, causing tissue hypoxia. Carbon dioxide (b) is a normal exhaled gas, and the others are different pollutants.</w:t>
+        <w:t xml:space="preserve">Solution: The Constitution was adopted on 26 November 1949 and came into force on 26 January 1950 (Republic Day).</w:t>
       </w:r>
     </w:p>
     <w:p>
-      <w:pPr>
-        <w:spacing w:after="0" w:before="0"/>
-      </w:pPr>
       <w:r>
-        <w:rPr>
-          <w:b w:val="0"/>
-          <w:i w:val="0"/>
-          <w:sz w:val="20"/>
-        </w:rPr>
-        <w:t>Positive Marks: 1</w:t>
+        <w:t xml:space="preserve">Positive Marks: 1</w:t>
       </w:r>
     </w:p>
     <w:p>
-      <w:pPr>
-        <w:spacing w:after="160" w:before="0"/>
-      </w:pPr>
       <w:r>
-        <w:rPr>
-          <w:b w:val="0"/>
-          <w:i w:val="0"/>
-          <w:sz w:val="20"/>
-        </w:rPr>
-        <w:t>Negative Marks: 0.25</w:t>
+        <w:t xml:space="preserve">Negative Marks: 0.25</w:t>
       </w:r>
     </w:p>
     <w:p>
-      <w:pPr>
-        <w:spacing w:after="40" w:before="120"/>
-      </w:pPr>
       <w:r>
-        <w:rPr>
-          <w:b w:val="0"/>
-          <w:i w:val="0"/>
-          <w:sz w:val="22"/>
-        </w:rPr>
-        <w:t>Question: Which city is known as the 'Pink City' of India?</w:t>
+        <w:t xml:space="preserve"/>
       </w:r>
     </w:p>
     <w:p>
-      <w:pPr>
-        <w:spacing w:after="0" w:before="0"/>
-      </w:pPr>
       <w:r>
-        <w:rPr>
-          <w:b w:val="0"/>
-          <w:i w:val="0"/>
-          <w:sz w:val="22"/>
-        </w:rPr>
-        <w:t>(a) Jaipur</w:t>
+        <w:t xml:space="preserve">Question: At what rate of simple interest will ₹2000 earn ₹400 in 2 years?</w:t>
       </w:r>
     </w:p>
     <w:p>
-      <w:pPr>
-        <w:spacing w:after="0" w:before="0"/>
-      </w:pPr>
       <w:r>
-        <w:rPr>
-          <w:b w:val="0"/>
-          <w:i w:val="0"/>
-          <w:sz w:val="22"/>
-        </w:rPr>
-        <w:t>(b) Jodhpur</w:t>
+        <w:t xml:space="preserve">(a) 5%</w:t>
       </w:r>
     </w:p>
     <w:p>
-      <w:pPr>
-        <w:spacing w:after="0" w:before="0"/>
-      </w:pPr>
       <w:r>
-        <w:rPr>
-          <w:b w:val="0"/>
-          <w:i w:val="0"/>
-          <w:sz w:val="22"/>
-        </w:rPr>
-        <w:t>(c) Udaipur</w:t>
+        <w:t xml:space="preserve">(b) 15%</w:t>
       </w:r>
     </w:p>
     <w:p>
-      <w:pPr>
-        <w:spacing w:after="0" w:before="0"/>
-      </w:pPr>
       <w:r>
-        <w:rPr>
-          <w:b w:val="0"/>
-          <w:i w:val="0"/>
-          <w:sz w:val="22"/>
-        </w:rPr>
-        <w:t>(d) Agra</w:t>
+        <w:t xml:space="preserve">(c) 20%</w:t>
       </w:r>
     </w:p>
     <w:p>
-      <w:pPr>
-        <w:spacing w:after="0" w:before="40"/>
-      </w:pPr>
       <w:r>
-        <w:rPr>
-          <w:b/>
-          <w:i w:val="0"/>
-          <w:sz w:val="22"/>
-        </w:rPr>
-        <w:t>Answer: a</w:t>
+        <w:t xml:space="preserve">(d) 10%</w:t>
       </w:r>
     </w:p>
     <w:p>
-      <w:pPr>
-        <w:spacing w:after="0" w:before="0"/>
-      </w:pPr>
       <w:r>
-        <w:rPr>
-          <w:b w:val="0"/>
-          <w:i w:val="0"/>
-          <w:sz w:val="21"/>
-        </w:rPr>
-        <w:t>Solution: Jaipur, the capital of Rajasthan, is called the 'Pink City' because of its pink-coloured buildings. Jodhpur (b) is the 'Blue City', Udaipur (c) the 'City of Lakes', and Agra (d) is known for the Taj Mahal.</w:t>
+        <w:t xml:space="preserve">Answer: d</w:t>
       </w:r>
     </w:p>
     <w:p>
-      <w:pPr>
-        <w:spacing w:after="0" w:before="0"/>
-      </w:pPr>
       <w:r>
-        <w:rPr>
-          <w:b w:val="0"/>
-          <w:i w:val="0"/>
-          <w:sz w:val="20"/>
-        </w:rPr>
-        <w:t>Positive Marks: 1</w:t>
+        <w:t xml:space="preserve">Solution: R = (SI x 100)/(P x T) = (400 x 100)/(2000 x 2) = 10%.</w:t>
       </w:r>
     </w:p>
     <w:p>
-      <w:pPr>
-        <w:spacing w:after="160" w:before="0"/>
-      </w:pPr>
       <w:r>
-        <w:rPr>
-          <w:b w:val="0"/>
-          <w:i w:val="0"/>
-          <w:sz w:val="20"/>
-        </w:rPr>
-        <w:t>Negative Marks: 0.25</w:t>
+        <w:t xml:space="preserve">Positive Marks: 1</w:t>
       </w:r>
     </w:p>
     <w:p>
-      <w:pPr>
-        <w:spacing w:after="40" w:before="120"/>
-      </w:pPr>
       <w:r>
-        <w:rPr>
-          <w:b w:val="0"/>
-          <w:i w:val="0"/>
-          <w:sz w:val="22"/>
-        </w:rPr>
-        <w:t>Question: Ramesh walks 4 km towards the east, then turns left and walks 3 km. How far is he from his starting point?</w:t>
+        <w:t xml:space="preserve">Negative Marks: 0.25</w:t>
       </w:r>
     </w:p>
     <w:p>
-      <w:pPr>
-        <w:spacing w:after="0" w:before="0"/>
-      </w:pPr>
       <w:r>
-        <w:rPr>
-          <w:b w:val="0"/>
-          <w:i w:val="0"/>
-          <w:sz w:val="22"/>
-        </w:rPr>
-        <w:t>(a) 5 km</w:t>
+        <w:t xml:space="preserve"/>
       </w:r>
     </w:p>
     <w:p>
-      <w:pPr>
-        <w:spacing w:after="0" w:before="0"/>
-      </w:pPr>
       <w:r>
-        <w:rPr>
-          <w:b w:val="0"/>
-          <w:i w:val="0"/>
-          <w:sz w:val="22"/>
-        </w:rPr>
-        <w:t>(b) 7 km</w:t>
+        <w:t xml:space="preserve">Question: In MS Word, which shortcut makes selected text bold?</w:t>
       </w:r>
     </w:p>
     <w:p>
-      <w:pPr>
-        <w:spacing w:after="0" w:before="0"/>
-      </w:pPr>
       <w:r>
-        <w:rPr>
-          <w:b w:val="0"/>
-          <w:i w:val="0"/>
-          <w:sz w:val="22"/>
-        </w:rPr>
-        <w:t>(c) 12 km</w:t>
+        <w:t xml:space="preserve">(a) Ctrl + I</w:t>
       </w:r>
     </w:p>
     <w:p>
-      <w:pPr>
-        <w:spacing w:after="0" w:before="0"/>
-      </w:pPr>
       <w:r>
-        <w:rPr>
-          <w:b w:val="0"/>
-          <w:i w:val="0"/>
-          <w:sz w:val="22"/>
-        </w:rPr>
-        <w:t>(d) 1 km</w:t>
+        <w:t xml:space="preserve">(b) Ctrl + B</w:t>
       </w:r>
     </w:p>
     <w:p>
-      <w:pPr>
-        <w:spacing w:after="0" w:before="40"/>
-      </w:pPr>
       <w:r>
-        <w:rPr>
-          <w:b/>
-          <w:i w:val="0"/>
-          <w:sz w:val="22"/>
-        </w:rPr>
-        <w:t>Answer: a</w:t>
+        <w:t xml:space="preserve">(c) Ctrl + U</w:t>
       </w:r>
     </w:p>
     <w:p>
-      <w:pPr>
-        <w:spacing w:after="0" w:before="0"/>
-      </w:pPr>
       <w:r>
-        <w:rPr>
-          <w:b w:val="0"/>
-          <w:i w:val="0"/>
-          <w:sz w:val="21"/>
-        </w:rPr>
-        <w:t>Solution: Walking 4 km east and then 3 km north forms a right-angled triangle; the distance from the start is the hypotenuse: √(4² + 3²) = √(16 + 9) = √25 = 5 km.</w:t>
+        <w:t xml:space="preserve">(d) Ctrl + S</w:t>
       </w:r>
     </w:p>
     <w:p>
-      <w:pPr>
-        <w:spacing w:after="0" w:before="0"/>
-      </w:pPr>
       <w:r>
-        <w:rPr>
-          <w:b w:val="0"/>
-          <w:i w:val="0"/>
-          <w:sz w:val="20"/>
-        </w:rPr>
-        <w:t>Positive Marks: 1</w:t>
+        <w:t xml:space="preserve">Answer: b</w:t>
       </w:r>
     </w:p>
     <w:p>
-      <w:pPr>
-        <w:spacing w:after="160" w:before="0"/>
-      </w:pPr>
       <w:r>
-        <w:rPr>
-          <w:b w:val="0"/>
-          <w:i w:val="0"/>
-          <w:sz w:val="20"/>
-        </w:rPr>
-        <w:t>Negative Marks: 0.25</w:t>
+        <w:t xml:space="preserve">Solution: Ctrl + B is bold, Ctrl + I is italic, Ctrl + U is underline, and Ctrl + S saves.</w:t>
       </w:r>
     </w:p>
     <w:p>
-      <w:pPr>
-        <w:spacing w:after="40" w:before="120"/>
-      </w:pPr>
       <w:r>
-        <w:rPr>
-          <w:b w:val="0"/>
-          <w:i w:val="0"/>
-          <w:sz w:val="22"/>
-        </w:rPr>
-        <w:t>Question: Author : Book :: Painter : ?</w:t>
+        <w:t xml:space="preserve">Positive Marks: 1</w:t>
       </w:r>
     </w:p>
     <w:p>
-      <w:pPr>
-        <w:spacing w:after="0" w:before="0"/>
-      </w:pPr>
       <w:r>
-        <w:rPr>
-          <w:b w:val="0"/>
-          <w:i w:val="0"/>
-          <w:sz w:val="22"/>
-        </w:rPr>
-        <w:t>(a) Canvas</w:t>
+        <w:t xml:space="preserve">Negative Marks: 0.25</w:t>
       </w:r>
     </w:p>
     <w:p>
-      <w:pPr>
-        <w:spacing w:after="0" w:before="0"/>
-      </w:pPr>
       <w:r>
-        <w:rPr>
-          <w:b w:val="0"/>
-          <w:i w:val="0"/>
-          <w:sz w:val="22"/>
-        </w:rPr>
-        <w:t>(b) Brush</w:t>
+        <w:t xml:space="preserve"/>
       </w:r>
     </w:p>
     <w:p>
-      <w:pPr>
-        <w:spacing w:after="0" w:before="0"/>
-      </w:pPr>
       <w:r>
-        <w:rPr>
-          <w:b w:val="0"/>
-          <w:i w:val="0"/>
-          <w:sz w:val="22"/>
-        </w:rPr>
-        <w:t>(c) Colour</w:t>
+        <w:t xml:space="preserve">Question: Who was the first Indian to win a Nobel Prize?</w:t>
       </w:r>
     </w:p>
     <w:p>
-      <w:pPr>
-        <w:spacing w:after="0" w:before="0"/>
-      </w:pPr>
       <w:r>
-        <w:rPr>
-          <w:b w:val="0"/>
-          <w:i w:val="0"/>
-          <w:sz w:val="22"/>
-        </w:rPr>
-        <w:t>(d) Gallery</w:t>
+        <w:t xml:space="preserve">(a) Mother Teresa</w:t>
       </w:r>
     </w:p>
     <w:p>
-      <w:pPr>
-        <w:spacing w:after="0" w:before="40"/>
-      </w:pPr>
       <w:r>
-        <w:rPr>
-          <w:b/>
-          <w:i w:val="0"/>
-          <w:sz w:val="22"/>
-        </w:rPr>
-        <w:t>Answer: a</w:t>
+        <w:t xml:space="preserve">(b) C.V. Raman</w:t>
       </w:r>
     </w:p>
     <w:p>
-      <w:pPr>
-        <w:spacing w:after="0" w:before="0"/>
-      </w:pPr>
       <w:r>
-        <w:rPr>
-          <w:b w:val="0"/>
-          <w:i w:val="0"/>
-          <w:sz w:val="21"/>
-        </w:rPr>
-        <w:t>Solution: An author creates a book; similarly, a painter creates a canvas (painting). The brush (b) and colour (c) are tools, and a gallery (d) displays the work.</w:t>
+        <w:t xml:space="preserve">(c) Rabindranath Tagore</w:t>
       </w:r>
     </w:p>
     <w:p>
-      <w:pPr>
-        <w:spacing w:after="0" w:before="0"/>
-      </w:pPr>
       <w:r>
-        <w:rPr>
-          <w:b w:val="0"/>
-          <w:i w:val="0"/>
-          <w:sz w:val="20"/>
-        </w:rPr>
-        <w:t>Positive Marks: 1</w:t>
+        <w:t xml:space="preserve">(d) Amartya Sen</w:t>
       </w:r>
     </w:p>
     <w:p>
-      <w:pPr>
-        <w:spacing w:after="160" w:before="0"/>
-      </w:pPr>
       <w:r>
-        <w:rPr>
-          <w:b w:val="0"/>
-          <w:i w:val="0"/>
-          <w:sz w:val="20"/>
-        </w:rPr>
-        <w:t>Negative Marks: 0.25</w:t>
+        <w:t xml:space="preserve">Answer: c</w:t>
       </w:r>
     </w:p>
     <w:p>
-      <w:pPr>
-        <w:spacing w:after="40" w:before="120"/>
-      </w:pPr>
       <w:r>
-        <w:rPr>
-          <w:b w:val="0"/>
-          <w:i w:val="0"/>
-          <w:sz w:val="22"/>
-        </w:rPr>
-        <w:t>Question: Find the next number in the series: 20, 19, 17, 14, ?</w:t>
+        <w:t xml:space="preserve">Solution: Tagore won the Nobel Prize in Literature in 1913 — the first Indian Nobel laureate. C.V. Raman followed in 1930 (Physics).</w:t>
       </w:r>
     </w:p>
     <w:p>
-      <w:pPr>
-        <w:spacing w:after="0" w:before="0"/>
-      </w:pPr>
       <w:r>
-        <w:rPr>
-          <w:b w:val="0"/>
-          <w:i w:val="0"/>
-          <w:sz w:val="22"/>
-        </w:rPr>
-        <w:t>(a) 12</w:t>
+        <w:t xml:space="preserve">Positive Marks: 1</w:t>
       </w:r>
     </w:p>
     <w:p>
-      <w:pPr>
-        <w:spacing w:after="0" w:before="0"/>
-      </w:pPr>
       <w:r>
-        <w:rPr>
-          <w:b w:val="0"/>
-          <w:i w:val="0"/>
-          <w:sz w:val="22"/>
-        </w:rPr>
-        <w:t>(b) 10</w:t>
+        <w:t xml:space="preserve">Negative Marks: 0.25</w:t>
       </w:r>
     </w:p>
     <w:p>
-      <w:pPr>
-        <w:spacing w:after="0" w:before="0"/>
-      </w:pPr>
       <w:r>
-        <w:rPr>
-          <w:b w:val="0"/>
-          <w:i w:val="0"/>
-          <w:sz w:val="22"/>
-        </w:rPr>
-        <w:t>(c) 11</w:t>
+        <w:t xml:space="preserve"/>
       </w:r>
     </w:p>
     <w:p>
-      <w:pPr>
-        <w:spacing w:after="0" w:before="0"/>
-      </w:pPr>
       <w:r>
-        <w:rPr>
-          <w:b w:val="0"/>
-          <w:i w:val="0"/>
-          <w:sz w:val="22"/>
-        </w:rPr>
-        <w:t>(d) 9</w:t>
+        <w:t xml:space="preserve">Question: The next number in the series 1, 4, 9, 16, ... is:</w:t>
       </w:r>
     </w:p>
     <w:p>
-      <w:pPr>
-        <w:spacing w:after="0" w:before="40"/>
-      </w:pPr>
       <w:r>
-        <w:rPr>
-          <w:b/>
-          <w:i w:val="0"/>
-          <w:sz w:val="22"/>
-        </w:rPr>
-        <w:t>Answer: b</w:t>
+        <w:t xml:space="preserve">(a) 25</w:t>
       </w:r>
     </w:p>
     <w:p>
-      <w:pPr>
-        <w:spacing w:after="0" w:before="0"/>
-      </w:pPr>
       <w:r>
-        <w:rPr>
-          <w:b w:val="0"/>
-          <w:i w:val="0"/>
-          <w:sz w:val="21"/>
-        </w:rPr>
-        <w:t>Solution: The differences decrease by 1 each step: 20-1=19, 19-2=17, 17-3=14, so 14-4=10. The other options do not follow this pattern.</w:t>
+        <w:t xml:space="preserve">(b) 20</w:t>
       </w:r>
     </w:p>
     <w:p>
-      <w:pPr>
-        <w:spacing w:after="0" w:before="0"/>
-      </w:pPr>
       <w:r>
-        <w:rPr>
-          <w:b w:val="0"/>
-          <w:i w:val="0"/>
-          <w:sz w:val="20"/>
-        </w:rPr>
-        <w:t>Positive Marks: 1</w:t>
+        <w:t xml:space="preserve">(c) 24</w:t>
       </w:r>
     </w:p>
     <w:p>
-      <w:pPr>
-        <w:spacing w:after="160" w:before="0"/>
-      </w:pPr>
       <w:r>
-        <w:rPr>
-          <w:b w:val="0"/>
-          <w:i w:val="0"/>
-          <w:sz w:val="20"/>
-        </w:rPr>
-        <w:t>Negative Marks: 0.25</w:t>
+        <w:t xml:space="preserve">(d) 32</w:t>
       </w:r>
     </w:p>
     <w:p>
-      <w:pPr>
-        <w:spacing w:after="40" w:before="120"/>
-      </w:pPr>
       <w:r>
-        <w:rPr>
-          <w:b w:val="0"/>
-          <w:i w:val="0"/>
-          <w:sz w:val="22"/>
-        </w:rPr>
-        <w:t>Question: Which metal is liquid at room temperature?</w:t>
+        <w:t xml:space="preserve">Answer: a</w:t>
       </w:r>
     </w:p>
     <w:p>
-      <w:pPr>
-        <w:spacing w:after="0" w:before="0"/>
-      </w:pPr>
       <w:r>
-        <w:rPr>
-          <w:b w:val="0"/>
-          <w:i w:val="0"/>
-          <w:sz w:val="22"/>
-        </w:rPr>
-        <w:t>(a) Mercury</w:t>
+        <w:t xml:space="preserve">Solution: The series is squares: 1, 4, 9, 16, 25.</w:t>
       </w:r>
     </w:p>
     <w:p>
-      <w:pPr>
-        <w:spacing w:after="0" w:before="0"/>
-      </w:pPr>
       <w:r>
-        <w:rPr>
-          <w:b w:val="0"/>
-          <w:i w:val="0"/>
-          <w:sz w:val="22"/>
-        </w:rPr>
-        <w:t>(b) Iron</w:t>
+        <w:t xml:space="preserve">Positive Marks: 1</w:t>
       </w:r>
     </w:p>
     <w:p>
-      <w:pPr>
-        <w:spacing w:after="0" w:before="0"/>
-      </w:pPr>
       <w:r>
-        <w:rPr>
-          <w:b w:val="0"/>
-          <w:i w:val="0"/>
-          <w:sz w:val="22"/>
-        </w:rPr>
-        <w:t>(c) Copper</w:t>
+        <w:t xml:space="preserve">Negative Marks: 0.25</w:t>
       </w:r>
     </w:p>
     <w:p>
-      <w:pPr>
-        <w:spacing w:after="0" w:before="0"/>
-      </w:pPr>
       <w:r>
-        <w:rPr>
-          <w:b w:val="0"/>
-          <w:i w:val="0"/>
-          <w:sz w:val="22"/>
-        </w:rPr>
-        <w:t>(d) Aluminium</w:t>
+        <w:t xml:space="preserve"/>
       </w:r>
     </w:p>
     <w:p>
-      <w:pPr>
-        <w:spacing w:after="0" w:before="40"/>
-      </w:pPr>
       <w:r>
-        <w:rPr>
-          <w:b/>
-          <w:i w:val="0"/>
-          <w:sz w:val="22"/>
-        </w:rPr>
-        <w:t>Answer: a</w:t>
+        <w:t xml:space="preserve">Question: The smallest unit of data in a computer is the:</w:t>
       </w:r>
     </w:p>
     <w:p>
-      <w:pPr>
-        <w:spacing w:after="0" w:before="0"/>
-      </w:pPr>
       <w:r>
-        <w:rPr>
-          <w:b w:val="0"/>
-          <w:i w:val="0"/>
-          <w:sz w:val="21"/>
-        </w:rPr>
-        <w:t>Solution: Mercury is the only metal that is liquid at room temperature. Iron (b), copper (c), and aluminium (d) are solid at room temperature.</w:t>
+        <w:t xml:space="preserve">(a) Byte</w:t>
       </w:r>
     </w:p>
     <w:p>
-      <w:pPr>
-        <w:spacing w:after="0" w:before="0"/>
-      </w:pPr>
       <w:r>
-        <w:rPr>
-          <w:b w:val="0"/>
-          <w:i w:val="0"/>
-          <w:sz w:val="20"/>
-        </w:rPr>
-        <w:t>Positive Marks: 1</w:t>
+        <w:t xml:space="preserve">(b) Nibble</w:t>
       </w:r>
     </w:p>
     <w:p>
-      <w:pPr>
-        <w:spacing w:after="160" w:before="0"/>
-      </w:pPr>
       <w:r>
-        <w:rPr>
-          <w:b w:val="0"/>
-          <w:i w:val="0"/>
-          <w:sz w:val="20"/>
-        </w:rPr>
-        <w:t>Negative Marks: 0.25</w:t>
+        <w:t xml:space="preserve">(c) Word</w:t>
       </w:r>
     </w:p>
     <w:p>
-      <w:pPr>
-        <w:spacing w:after="40" w:before="120"/>
-      </w:pPr>
       <w:r>
-        <w:rPr>
-          <w:b w:val="0"/>
-          <w:i w:val="0"/>
-          <w:sz w:val="22"/>
-        </w:rPr>
-        <w:t>Question: Which mineral is essential for the formation of haemoglobin?</w:t>
+        <w:t xml:space="preserve">(d) Bit</w:t>
       </w:r>
     </w:p>
     <w:p>
-      <w:pPr>
-        <w:spacing w:after="0" w:before="0"/>
-      </w:pPr>
       <w:r>
-        <w:rPr>
-          <w:b w:val="0"/>
-          <w:i w:val="0"/>
-          <w:sz w:val="22"/>
-        </w:rPr>
-        <w:t>(a) Iron</w:t>
+        <w:t xml:space="preserve">Answer: d</w:t>
       </w:r>
     </w:p>
     <w:p>
-      <w:pPr>
-        <w:spacing w:after="0" w:before="0"/>
-      </w:pPr>
       <w:r>
-        <w:rPr>
-          <w:b w:val="0"/>
-          <w:i w:val="0"/>
-          <w:sz w:val="22"/>
-        </w:rPr>
-        <w:t>(b) Calcium</w:t>
+        <w:t xml:space="preserve">Solution: A bit (0 or 1) is the smallest unit of data; 8 bits make one byte.</w:t>
       </w:r>
     </w:p>
     <w:p>
-      <w:pPr>
-        <w:spacing w:after="0" w:before="0"/>
-      </w:pPr>
       <w:r>
-        <w:rPr>
-          <w:b w:val="0"/>
-          <w:i w:val="0"/>
-          <w:sz w:val="22"/>
-        </w:rPr>
-        <w:t>(c) Potassium</w:t>
+        <w:t xml:space="preserve">Positive Marks: 1</w:t>
       </w:r>
     </w:p>
     <w:p>
-      <w:pPr>
-        <w:spacing w:after="0" w:before="0"/>
-      </w:pPr>
       <w:r>
-        <w:rPr>
-          <w:b w:val="0"/>
-          <w:i w:val="0"/>
-          <w:sz w:val="22"/>
-        </w:rPr>
-        <w:t>(d) Zinc</w:t>
+        <w:t xml:space="preserve">Negative Marks: 0.25</w:t>
       </w:r>
     </w:p>
     <w:p>
-      <w:pPr>
-        <w:spacing w:after="0" w:before="40"/>
-      </w:pPr>
       <w:r>
-        <w:rPr>
-          <w:b/>
-          <w:i w:val="0"/>
-          <w:sz w:val="22"/>
-        </w:rPr>
-        <w:t>Answer: a</w:t>
+        <w:t xml:space="preserve"/>
       </w:r>
     </w:p>
     <w:p>
-      <w:pPr>
-        <w:spacing w:after="0" w:before="0"/>
-      </w:pPr>
       <w:r>
-        <w:rPr>
-          <w:b w:val="0"/>
-          <w:i w:val="0"/>
-          <w:sz w:val="21"/>
-        </w:rPr>
-        <w:t>Solution: Iron is a core component of haemoglobin and is essential for oxygen transport. Calcium (b), potassium (c), and zinc (d) have other functions in the body.</w:t>
+        <w:t xml:space="preserve">Question: The largest state of India by area is:</w:t>
       </w:r>
     </w:p>
     <w:p>
-      <w:pPr>
-        <w:spacing w:after="0" w:before="0"/>
-      </w:pPr>
       <w:r>
-        <w:rPr>
-          <w:b w:val="0"/>
-          <w:i w:val="0"/>
-          <w:sz w:val="20"/>
-        </w:rPr>
-        <w:t>Positive Marks: 1</w:t>
+        <w:t xml:space="preserve">(a) Maharashtra</w:t>
       </w:r>
     </w:p>
     <w:p>
-      <w:pPr>
-        <w:spacing w:after="160" w:before="0"/>
-      </w:pPr>
       <w:r>
-        <w:rPr>
-          <w:b w:val="0"/>
-          <w:i w:val="0"/>
-          <w:sz w:val="20"/>
-        </w:rPr>
-        <w:t>Negative Marks: 0.25</w:t>
+        <w:t xml:space="preserve">(b) Rajasthan</w:t>
       </w:r>
     </w:p>
     <w:p>
-      <w:pPr>
-        <w:spacing w:after="40" w:before="120"/>
-      </w:pPr>
       <w:r>
-        <w:rPr>
-          <w:b w:val="0"/>
-          <w:i w:val="0"/>
-          <w:sz w:val="22"/>
-        </w:rPr>
-        <w:t>Question: Which instrument is used to measure atmospheric pressure?</w:t>
+        <w:t xml:space="preserve">(c) Uttar Pradesh</w:t>
       </w:r>
     </w:p>
     <w:p>
-      <w:pPr>
-        <w:spacing w:after="0" w:before="0"/>
-      </w:pPr>
       <w:r>
-        <w:rPr>
-          <w:b w:val="0"/>
-          <w:i w:val="0"/>
-          <w:sz w:val="22"/>
-        </w:rPr>
-        <w:t>(a) Barometer</w:t>
+        <w:t xml:space="preserve">(d) Madhya Pradesh</w:t>
       </w:r>
     </w:p>
     <w:p>
-      <w:pPr>
-        <w:spacing w:after="0" w:before="0"/>
-      </w:pPr>
       <w:r>
-        <w:rPr>
-          <w:b w:val="0"/>
-          <w:i w:val="0"/>
-          <w:sz w:val="22"/>
-        </w:rPr>
-        <w:t>(b) Thermometer</w:t>
+        <w:t xml:space="preserve">Answer: b</w:t>
       </w:r>
     </w:p>
     <w:p>
-      <w:pPr>
-        <w:spacing w:after="0" w:before="0"/>
-      </w:pPr>
       <w:r>
-        <w:rPr>
-          <w:b w:val="0"/>
-          <w:i w:val="0"/>
-          <w:sz w:val="22"/>
-        </w:rPr>
-        <w:t>(c) Hygrometer</w:t>
+        <w:t xml:space="preserve">Solution: Rajasthan is India's largest state by area; Uttar Pradesh has the largest population.</w:t>
       </w:r>
     </w:p>
     <w:p>
-      <w:pPr>
-        <w:spacing w:after="0" w:before="0"/>
-      </w:pPr>
       <w:r>
-        <w:rPr>
-          <w:b w:val="0"/>
-          <w:i w:val="0"/>
-          <w:sz w:val="22"/>
-        </w:rPr>
-        <w:t>(d) Aneroid gauge only for tyre pressure</w:t>
+        <w:t xml:space="preserve">Positive Marks: 1</w:t>
       </w:r>
     </w:p>
     <w:p>
-      <w:pPr>
-        <w:spacing w:after="0" w:before="40"/>
-      </w:pPr>
       <w:r>
-        <w:rPr>
-          <w:b/>
-          <w:i w:val="0"/>
-          <w:sz w:val="22"/>
-        </w:rPr>
-        <w:t>Answer: a</w:t>
+        <w:t xml:space="preserve">Negative Marks: 0.25</w:t>
       </w:r>
     </w:p>
     <w:p>
-      <w:pPr>
-        <w:spacing w:after="0" w:before="0"/>
-      </w:pPr>
       <w:r>
-        <w:rPr>
-          <w:b w:val="0"/>
-          <w:i w:val="0"/>
-          <w:sz w:val="21"/>
-        </w:rPr>
-        <w:t>Solution: A barometer measures atmospheric pressure. A thermometer (b) measures temperature, and a hygrometer (c) measures humidity.</w:t>
+        <w:t xml:space="preserve"/>
       </w:r>
     </w:p>
     <w:p>
-      <w:pPr>
-        <w:spacing w:after="0" w:before="0"/>
-      </w:pPr>
       <w:r>
-        <w:rPr>
-          <w:b w:val="0"/>
-          <w:i w:val="0"/>
-          <w:sz w:val="20"/>
-        </w:rPr>
-        <w:t>Positive Marks: 1</w:t>
+        <w:t xml:space="preserve">Question: 3/5 of a number is 45. The number is:</w:t>
       </w:r>
     </w:p>
     <w:p>
-      <w:pPr>
-        <w:spacing w:after="160" w:before="0"/>
-      </w:pPr>
       <w:r>
-        <w:rPr>
-          <w:b w:val="0"/>
-          <w:i w:val="0"/>
-          <w:sz w:val="20"/>
-        </w:rPr>
-        <w:t>Negative Marks: 0.25</w:t>
+        <w:t xml:space="preserve">(a) 27</w:t>
       </w:r>
     </w:p>
     <w:p>
-      <w:pPr>
-        <w:spacing w:after="40" w:before="120"/>
-      </w:pPr>
       <w:r>
-        <w:rPr>
-          <w:b w:val="0"/>
-          <w:i w:val="0"/>
-          <w:sz w:val="22"/>
-        </w:rPr>
-        <w:t>Question: Which gas is the lightest of all gases?</w:t>
+        <w:t xml:space="preserve">(b) 60</w:t>
       </w:r>
     </w:p>
     <w:p>
-      <w:pPr>
-        <w:spacing w:after="0" w:before="0"/>
-      </w:pPr>
       <w:r>
-        <w:rPr>
-          <w:b w:val="0"/>
-          <w:i w:val="0"/>
-          <w:sz w:val="22"/>
-        </w:rPr>
-        <w:t>(a) Hydrogen</w:t>
+        <w:t xml:space="preserve">(c) 75</w:t>
       </w:r>
     </w:p>
     <w:p>
-      <w:pPr>
-        <w:spacing w:after="0" w:before="0"/>
-      </w:pPr>
       <w:r>
-        <w:rPr>
-          <w:b w:val="0"/>
-          <w:i w:val="0"/>
-          <w:sz w:val="22"/>
-        </w:rPr>
-        <w:t>(b) Helium</w:t>
+        <w:t xml:space="preserve">(d) 90</w:t>
       </w:r>
     </w:p>
     <w:p>
-      <w:pPr>
-        <w:spacing w:after="0" w:before="0"/>
-      </w:pPr>
       <w:r>
-        <w:rPr>
-          <w:b w:val="0"/>
-          <w:i w:val="0"/>
-          <w:sz w:val="22"/>
-        </w:rPr>
-        <w:t>(c) Oxygen</w:t>
+        <w:t xml:space="preserve">Answer: c</w:t>
       </w:r>
     </w:p>
     <w:p>
-      <w:pPr>
-        <w:spacing w:after="0" w:before="0"/>
-      </w:pPr>
       <w:r>
-        <w:rPr>
-          <w:b w:val="0"/>
-          <w:i w:val="0"/>
-          <w:sz w:val="22"/>
-        </w:rPr>
-        <w:t>(d) Nitrogen</w:t>
+        <w:t xml:space="preserve">Solution: N = 45 x 5/3 = 75.</w:t>
       </w:r>
     </w:p>
     <w:p>
-      <w:pPr>
-        <w:spacing w:after="0" w:before="40"/>
-      </w:pPr>
       <w:r>
-        <w:rPr>
-          <w:b/>
-          <w:i w:val="0"/>
-          <w:sz w:val="22"/>
-        </w:rPr>
-        <w:t>Answer: a</w:t>
+        <w:t xml:space="preserve">Positive Marks: 1</w:t>
       </w:r>
     </w:p>
     <w:p>
-      <w:pPr>
-        <w:spacing w:after="0" w:before="0"/>
-      </w:pPr>
       <w:r>
-        <w:rPr>
-          <w:b w:val="0"/>
-          <w:i w:val="0"/>
-          <w:sz w:val="21"/>
-        </w:rPr>
-        <w:t>Solution: Hydrogen is the lightest gas, with an atomic number of 1. Helium (b) is the second lightest, and oxygen (c) and nitrogen (d) are heavier.</w:t>
+        <w:t xml:space="preserve">Negative Marks: 0.25</w:t>
       </w:r>
     </w:p>
     <w:p>
-      <w:pPr>
-        <w:spacing w:after="0" w:before="0"/>
-      </w:pPr>
       <w:r>
-        <w:rPr>
-          <w:b w:val="0"/>
-          <w:i w:val="0"/>
-          <w:sz w:val="20"/>
-        </w:rPr>
-        <w:t>Positive Marks: 1</w:t>
+        <w:t xml:space="preserve"/>
       </w:r>
     </w:p>
     <w:p>
-      <w:pPr>
-        <w:spacing w:after="160" w:before="0"/>
-      </w:pPr>
       <w:r>
-        <w:rPr>
-          <w:b w:val="0"/>
-          <w:i w:val="0"/>
-          <w:sz w:val="20"/>
-        </w:rPr>
-        <w:t>Negative Marks: 0.25</w:t>
+        <w:t xml:space="preserve">Question: Deleted files are temporarily stored in the:</w:t>
+      </w:r>
+    </w:p>
+    <w:p>
+      <w:r>
+        <w:t xml:space="preserve">(a) Recycle Bin</w:t>
+      </w:r>
+    </w:p>
+    <w:p>
+      <w:r>
+        <w:t xml:space="preserve">(b) Control Panel</w:t>
+      </w:r>
+    </w:p>
+    <w:p>
+      <w:r>
+        <w:t xml:space="preserve">(c) Taskbar</w:t>
+      </w:r>
+    </w:p>
+    <w:p>
+      <w:r>
+        <w:t xml:space="preserve">(d) Clipboard</w:t>
+      </w:r>
+    </w:p>
+    <w:p>
+      <w:r>
+        <w:t xml:space="preserve">Answer: a</w:t>
+      </w:r>
+    </w:p>
+    <w:p>
+      <w:r>
+        <w:t xml:space="preserve">Solution: The Recycle Bin holds deleted files so they can be restored; emptying it permanently removes them.</w:t>
+      </w:r>
+    </w:p>
+    <w:p>
+      <w:r>
+        <w:t xml:space="preserve">Positive Marks: 1</w:t>
+      </w:r>
+    </w:p>
+    <w:p>
+      <w:r>
+        <w:t xml:space="preserve">Negative Marks: 0.25</w:t>
+      </w:r>
+    </w:p>
+    <w:p>
+      <w:r>
+        <w:t xml:space="preserve"/>
+      </w:r>
+    </w:p>
+    <w:p>
+      <w:r>
+        <w:t xml:space="preserve">Question: Which gas is most abundant in the Earth's atmosphere?</w:t>
+      </w:r>
+    </w:p>
+    <w:p>
+      <w:r>
+        <w:t xml:space="preserve">(a) Oxygen</w:t>
+      </w:r>
+    </w:p>
+    <w:p>
+      <w:r>
+        <w:t xml:space="preserve">(b) Carbon dioxide</w:t>
+      </w:r>
+    </w:p>
+    <w:p>
+      <w:r>
+        <w:t xml:space="preserve">(c) Hydrogen</w:t>
+      </w:r>
+    </w:p>
+    <w:p>
+      <w:r>
+        <w:t xml:space="preserve">(d) Nitrogen</w:t>
+      </w:r>
+    </w:p>
+    <w:p>
+      <w:r>
+        <w:t xml:space="preserve">Answer: d</w:t>
+      </w:r>
+    </w:p>
+    <w:p>
+      <w:r>
+        <w:t xml:space="preserve">Solution: Nitrogen makes up about 78% of the atmosphere, with oxygen about 21%.</w:t>
+      </w:r>
+    </w:p>
+    <w:p>
+      <w:r>
+        <w:t xml:space="preserve">Positive Marks: 1</w:t>
+      </w:r>
+    </w:p>
+    <w:p>
+      <w:r>
+        <w:t xml:space="preserve">Negative Marks: 0.25</w:t>
       </w:r>
     </w:p>
     <w:sectPr>
       <w:pgSz w:w="12240" w:h="15840"/>
-      <w:pgMar w:top="864" w:right="1008" w:bottom="864" w:left="1008" w:header="720" w:footer="720" w:gutter="0"/>
+      <w:pgMar w:top="1440" w:right="1800" w:bottom="1440" w:left="1800" w:header="720" w:footer="720" w:gutter="0"/>
       <w:cols w:space="720"/>
       <w:docGrid w:linePitch="360"/>
     </w:sectPr>
@@ -2715,10 +1365,6 @@
     <w:name w:val="Normal"/>
     <w:qFormat/>
     <w:rsid w:val="00FC693F"/>
-    <w:rPr>
-      <w:rFonts w:ascii="Calibri" w:hAnsi="Calibri"/>
-      <w:sz w:val="22"/>
-    </w:rPr>
   </w:style>
   <w:style w:type="paragraph" w:styleId="Header">
     <w:name w:val="header"/>
